--- a/docs/ba/srs/srs.en.docx
+++ b/docs/ba/srs/srs.en.docx
@@ -45,7 +45,7 @@
         <w:jc w:val="center"/>
       </w:pPr>
       <w:r>
-        <w:t>Status: Draft v1.4</w:t>
+        <w:t>Status: Draft v1.5</w:t>
       </w:r>
     </w:p>
     <w:p>
@@ -53,7 +53,7 @@
         <w:jc w:val="center"/>
       </w:pPr>
       <w:r>
-        <w:t>Last updated: 2026-07-22</w:t>
+        <w:t>Last updated: 2026-07-24</w:t>
       </w:r>
     </w:p>
     <w:p>
@@ -714,6 +714,110 @@
                 <w:sz w:val="18"/>
               </w:rPr>
               <w:t>Aligned authentication/session, shared PostgreSQL/Render, attachment object storage, email outbox, and human-reviewed AI audit requirements with the implemented mentor-review baseline.</w:t>
+            </w:r>
+          </w:p>
+        </w:tc>
+        <w:tc>
+          <w:tcPr>
+            <w:tcW w:type="dxa" w:w="1662"/>
+            <w:vAlign w:val="center"/>
+          </w:tcPr>
+          <w:p>
+            <w:r/>
+            <w:r>
+              <w:rPr>
+                <w:rFonts w:ascii="Arial" w:hAnsi="Arial"/>
+                <w:b w:val="0"/>
+                <w:sz w:val="18"/>
+              </w:rPr>
+              <w:t>Draft</w:t>
+            </w:r>
+          </w:p>
+        </w:tc>
+      </w:tr>
+      <w:tr>
+        <w:tc>
+          <w:tcPr>
+            <w:tcW w:type="dxa" w:w="1662"/>
+            <w:vAlign w:val="center"/>
+          </w:tcPr>
+          <w:p>
+            <w:r/>
+            <w:r>
+              <w:rPr>
+                <w:rFonts w:ascii="Arial" w:hAnsi="Arial"/>
+                <w:b w:val="0"/>
+                <w:sz w:val="18"/>
+              </w:rPr>
+              <w:t>v1.5</w:t>
+            </w:r>
+          </w:p>
+        </w:tc>
+        <w:tc>
+          <w:tcPr>
+            <w:tcW w:type="dxa" w:w="1662"/>
+            <w:vAlign w:val="center"/>
+          </w:tcPr>
+          <w:p>
+            <w:r/>
+            <w:r>
+              <w:rPr>
+                <w:rFonts w:ascii="Arial" w:hAnsi="Arial"/>
+                <w:b w:val="0"/>
+                <w:sz w:val="18"/>
+              </w:rPr>
+              <w:t>2026-07-24</w:t>
+            </w:r>
+          </w:p>
+        </w:tc>
+        <w:tc>
+          <w:tcPr>
+            <w:tcW w:type="dxa" w:w="1662"/>
+            <w:vAlign w:val="center"/>
+          </w:tcPr>
+          <w:p>
+            <w:r/>
+            <w:r>
+              <w:rPr>
+                <w:rFonts w:ascii="Arial" w:hAnsi="Arial"/>
+                <w:b w:val="0"/>
+                <w:sz w:val="18"/>
+              </w:rPr>
+              <w:t>IDTS Project Team</w:t>
+            </w:r>
+          </w:p>
+        </w:tc>
+        <w:tc>
+          <w:tcPr>
+            <w:tcW w:type="dxa" w:w="1662"/>
+            <w:vAlign w:val="center"/>
+          </w:tcPr>
+          <w:p>
+            <w:r/>
+            <w:r>
+              <w:rPr>
+                <w:rFonts w:ascii="Arial" w:hAnsi="Arial"/>
+                <w:b w:val="0"/>
+                <w:sz w:val="18"/>
+              </w:rPr>
+              <w:t>Mentor / Supervisor</w:t>
+            </w:r>
+          </w:p>
+        </w:tc>
+        <w:tc>
+          <w:tcPr>
+            <w:tcW w:type="dxa" w:w="1662"/>
+            <w:vAlign w:val="center"/>
+          </w:tcPr>
+          <w:p>
+            <w:r/>
+            <w:r>
+              <w:rPr>
+                <w:rFonts w:ascii="Arial" w:hAnsi="Arial"/>
+                <w:b w:val="0"/>
+                <w:sz w:val="18"/>
+              </w:rPr>
+              <w:t>Added deployed OData base paths, exact workflow-action audit codes, and the current AiSuggestions PENDING-only review-state limitation.</w:t>
             </w:r>
           </w:p>
         </w:tc>
@@ -9326,7 +9430,7 @@
                 <w:b w:val="0"/>
                 <w:sz w:val="18"/>
               </w:rPr>
-              <w:t>Source-linked suggestions shall persist only normalized safe data in AiSuggestions, including review status where applicable; the audit row shall not represent an autonomous workflow decision.</w:t>
+              <w:t>Source-linked suggestions shall persist only normalized safe data in AiSuggestions. The current implementation creates the audit row in PENDING and exposes no public action that persists ACCEPTED, REJECTED, or IGNORED; the row shall not represent an autonomous workflow decision.</w:t>
             </w:r>
           </w:p>
         </w:tc>
@@ -10415,7 +10519,7 @@
                 <w:b w:val="0"/>
                 <w:sz w:val="18"/>
               </w:rPr>
-              <w:t>IDTS shall store normalized source-linked suggestion and human-review state in AiSuggestions without raw prompts, raw provider responses, credentials, attachment content, or hidden reasoning.</w:t>
+              <w:t>IDTS shall store normalized source-linked suggestion data in AiSuggestions without raw prompts, raw provider responses, credentials, attachment content, or hidden reasoning. Current source-linked rows begin and remain in PENDING until a separately approved review-state feature exists.</w:t>
             </w:r>
           </w:p>
         </w:tc>
@@ -10468,7 +10572,7 @@
                 <w:b w:val="0"/>
                 <w:sz w:val="18"/>
               </w:rPr>
-              <w:t>SRS-DATA-009</w:t>
+              <w:t>SRS-DATA-012</w:t>
             </w:r>
           </w:p>
         </w:tc>
@@ -10851,6 +10955,216 @@
                 <w:sz w:val="18"/>
               </w:rPr>
               <w:t>Inspection and test</w:t>
+            </w:r>
+          </w:p>
+        </w:tc>
+      </w:tr>
+      <w:tr>
+        <w:tc>
+          <w:tcPr>
+            <w:tcW w:type="dxa" w:w="2493"/>
+            <w:vAlign w:val="center"/>
+          </w:tcPr>
+          <w:p>
+            <w:r/>
+            <w:r>
+              <w:rPr>
+                <w:rFonts w:ascii="Arial" w:hAnsi="Arial"/>
+                <w:b w:val="0"/>
+                <w:sz w:val="18"/>
+              </w:rPr>
+              <w:t>SRS-IF-ODATA-004</w:t>
+            </w:r>
+          </w:p>
+        </w:tc>
+        <w:tc>
+          <w:tcPr>
+            <w:tcW w:type="dxa" w:w="2493"/>
+            <w:vAlign w:val="center"/>
+          </w:tcPr>
+          <w:p>
+            <w:r/>
+            <w:r>
+              <w:rPr>
+                <w:rFonts w:ascii="Arial" w:hAnsi="Arial"/>
+                <w:b w:val="0"/>
+                <w:sz w:val="18"/>
+              </w:rPr>
+              <w:t>The deployed authentication service base path shall be /odata/v4/auth/, and the protected bug-management service base path shall be /odata/v4/bug/.</w:t>
+            </w:r>
+          </w:p>
+        </w:tc>
+        <w:tc>
+          <w:tcPr>
+            <w:tcW w:type="dxa" w:w="2493"/>
+            <w:vAlign w:val="center"/>
+          </w:tcPr>
+          <w:p>
+            <w:r/>
+            <w:r>
+              <w:rPr>
+                <w:rFonts w:ascii="Arial" w:hAnsi="Arial"/>
+                <w:b w:val="0"/>
+                <w:sz w:val="18"/>
+              </w:rPr>
+              <w:t>Must</w:t>
+            </w:r>
+          </w:p>
+        </w:tc>
+        <w:tc>
+          <w:tcPr>
+            <w:tcW w:type="dxa" w:w="2493"/>
+            <w:vAlign w:val="center"/>
+          </w:tcPr>
+          <w:p>
+            <w:r/>
+            <w:r>
+              <w:rPr>
+                <w:rFonts w:ascii="Arial" w:hAnsi="Arial"/>
+                <w:b w:val="0"/>
+                <w:sz w:val="18"/>
+              </w:rPr>
+              <w:t>Metadata inspection and HTTP test</w:t>
+            </w:r>
+          </w:p>
+        </w:tc>
+      </w:tr>
+      <w:tr>
+        <w:tc>
+          <w:tcPr>
+            <w:tcW w:type="dxa" w:w="2493"/>
+            <w:vAlign w:val="center"/>
+          </w:tcPr>
+          <w:p>
+            <w:r/>
+            <w:r>
+              <w:rPr>
+                <w:rFonts w:ascii="Arial" w:hAnsi="Arial"/>
+                <w:b w:val="0"/>
+                <w:sz w:val="18"/>
+              </w:rPr>
+              <w:t>SRS-IF-ODATA-005</w:t>
+            </w:r>
+          </w:p>
+        </w:tc>
+        <w:tc>
+          <w:tcPr>
+            <w:tcW w:type="dxa" w:w="2493"/>
+            <w:vAlign w:val="center"/>
+          </w:tcPr>
+          <w:p>
+            <w:r/>
+            <w:r>
+              <w:rPr>
+                <w:rFonts w:ascii="Arial" w:hAnsi="Arial"/>
+                <w:b w:val="0"/>
+                <w:sz w:val="18"/>
+              </w:rPr>
+              <w:t>Draft creation/editing shall use CAP draft events (NEW, repeated PATCH, and SAVE), while active persistence shall continue through CREATE for a new active Bug and UPDATE for an edited active Bug.</w:t>
+            </w:r>
+          </w:p>
+        </w:tc>
+        <w:tc>
+          <w:tcPr>
+            <w:tcW w:type="dxa" w:w="2493"/>
+            <w:vAlign w:val="center"/>
+          </w:tcPr>
+          <w:p>
+            <w:r/>
+            <w:r>
+              <w:rPr>
+                <w:rFonts w:ascii="Arial" w:hAnsi="Arial"/>
+                <w:b w:val="0"/>
+                <w:sz w:val="18"/>
+              </w:rPr>
+              <w:t>Must</w:t>
+            </w:r>
+          </w:p>
+        </w:tc>
+        <w:tc>
+          <w:tcPr>
+            <w:tcW w:type="dxa" w:w="2493"/>
+            <w:vAlign w:val="center"/>
+          </w:tcPr>
+          <w:p>
+            <w:r/>
+            <w:r>
+              <w:rPr>
+                <w:rFonts w:ascii="Arial" w:hAnsi="Arial"/>
+                <w:b w:val="0"/>
+                <w:sz w:val="18"/>
+              </w:rPr>
+              <w:t>Handler trace and integration test</w:t>
+            </w:r>
+          </w:p>
+        </w:tc>
+      </w:tr>
+      <w:tr>
+        <w:tc>
+          <w:tcPr>
+            <w:tcW w:type="dxa" w:w="2493"/>
+            <w:vAlign w:val="center"/>
+          </w:tcPr>
+          <w:p>
+            <w:r/>
+            <w:r>
+              <w:rPr>
+                <w:rFonts w:ascii="Arial" w:hAnsi="Arial"/>
+                <w:b w:val="0"/>
+                <w:sz w:val="18"/>
+              </w:rPr>
+              <w:t>SRS-IF-ODATA-006</w:t>
+            </w:r>
+          </w:p>
+        </w:tc>
+        <w:tc>
+          <w:tcPr>
+            <w:tcW w:type="dxa" w:w="2493"/>
+            <w:vAlign w:val="center"/>
+          </w:tcPr>
+          <w:p>
+            <w:r/>
+            <w:r>
+              <w:rPr>
+                <w:rFonts w:ascii="Arial" w:hAnsi="Arial"/>
+                <w:b w:val="0"/>
+                <w:sz w:val="18"/>
+              </w:rPr>
+              <w:t>The audit catalog shall distinguish the 11 exact workflow commands: ASSIGN_TO_DEVELOPER, MOVE_TO_PENDING_ASSIGNMENT, MARK_IN_REVIEW, REQUEST_MORE_INFORMATION, RESUBMIT_TO_DEVELOPER, REJECT_BUG, START_PROGRESS, RESOLVE_BUG, SEND_TO_RETEST, CLOSE_BUG, and REOPEN_BUG.</w:t>
+            </w:r>
+          </w:p>
+        </w:tc>
+        <w:tc>
+          <w:tcPr>
+            <w:tcW w:type="dxa" w:w="2493"/>
+            <w:vAlign w:val="center"/>
+          </w:tcPr>
+          <w:p>
+            <w:r/>
+            <w:r>
+              <w:rPr>
+                <w:rFonts w:ascii="Arial" w:hAnsi="Arial"/>
+                <w:b w:val="0"/>
+                <w:sz w:val="18"/>
+              </w:rPr>
+              <w:t>Must</w:t>
+            </w:r>
+          </w:p>
+        </w:tc>
+        <w:tc>
+          <w:tcPr>
+            <w:tcW w:type="dxa" w:w="2493"/>
+            <w:vAlign w:val="center"/>
+          </w:tcPr>
+          <w:p>
+            <w:r/>
+            <w:r>
+              <w:rPr>
+                <w:rFonts w:ascii="Arial" w:hAnsi="Arial"/>
+                <w:b w:val="0"/>
+                <w:sz w:val="18"/>
+              </w:rPr>
+              <w:t>Database inspection and IDTS-89 regression</w:t>
             </w:r>
           </w:p>
         </w:tc>
